--- a/jason-robitaille-resume.docx
+++ b/jason-robitaille-resume.docx
@@ -49,7 +49,7 @@
           <w:sz w:val="22"/>
           <w:szCs w:val="22"/>
         </w:rPr>
-        <w:t xml:space="preserve">linkedin.com/in/jaycanuck | github.com/JayCanuck</w:t>
+        <w:t xml:space="preserve">linkedin.com/in/jasonrobitaille | github.com/JayCanuck</w:t>
       </w:r>
     </w:p>
     <w:p>
@@ -67,8 +67,8 @@
           <w:b/>
           <w:bCs/>
           <w:smallCaps/>
-          <w:sz w:val="25"/>
-          <w:szCs w:val="25"/>
+          <w:sz w:val="26"/>
+          <w:szCs w:val="26"/>
         </w:rPr>
         <w:t xml:space="preserve">Summary</w:t>
       </w:r>
@@ -107,8 +107,8 @@
           <w:b/>
           <w:bCs/>
           <w:smallCaps/>
-          <w:sz w:val="25"/>
-          <w:szCs w:val="25"/>
+          <w:sz w:val="26"/>
+          <w:szCs w:val="26"/>
         </w:rPr>
         <w:t xml:space="preserve">Skills</w:t>
       </w:r>
@@ -295,7 +295,7 @@
           <w:sz w:val="22"/>
           <w:szCs w:val="22"/>
         </w:rPr>
-        <w:t xml:space="preserve">Jenkins, GitLab CI, AWS Amplify, Puppeteer</w:t>
+        <w:t xml:space="preserve">Jenkins, GitLab CI, AWS Amplify, S3, Puppeteer</w:t>
       </w:r>
     </w:p>
     <w:p>
@@ -313,8 +313,8 @@
           <w:b/>
           <w:bCs/>
           <w:smallCaps/>
-          <w:sz w:val="25"/>
-          <w:szCs w:val="25"/>
+          <w:sz w:val="26"/>
+          <w:szCs w:val="26"/>
         </w:rPr>
         <w:t xml:space="preserve">Experience</w:t>
       </w:r>
@@ -334,16 +334,16 @@
           <w:rFonts w:ascii="Calibri" w:cs="Calibri" w:eastAsia="Calibri" w:hAnsi="Calibri"/>
           <w:b/>
           <w:bCs/>
-          <w:sz w:val="24"/>
-          <w:szCs w:val="24"/>
+          <w:sz w:val="22"/>
+          <w:szCs w:val="22"/>
         </w:rPr>
         <w:t xml:space="preserve">LG Electronics</w:t>
       </w:r>
       <w:r>
         <w:rPr>
           <w:rFonts w:ascii="Calibri" w:cs="Calibri" w:eastAsia="Calibri" w:hAnsi="Calibri"/>
-          <w:sz w:val="24"/>
-          <w:szCs w:val="24"/>
+          <w:sz w:val="22"/>
+          <w:szCs w:val="22"/>
         </w:rPr>
         <w:t xml:space="preserve"> (Zenith Electronics, LLC), Emerging Tech Lab</w:t>
       </w:r>
@@ -358,8 +358,8 @@
       <w:r>
         <w:rPr>
           <w:rFonts w:ascii="Calibri" w:cs="Calibri" w:eastAsia="Calibri" w:hAnsi="Calibri"/>
-          <w:sz w:val="24"/>
-          <w:szCs w:val="24"/>
+          <w:sz w:val="22"/>
+          <w:szCs w:val="22"/>
         </w:rPr>
         <w:t xml:space="preserve">Santa Clara, CA</w:t>
       </w:r>
@@ -379,8 +379,8 @@
           <w:rFonts w:ascii="Calibri" w:cs="Calibri" w:eastAsia="Calibri" w:hAnsi="Calibri"/>
           <w:b/>
           <w:bCs/>
-          <w:sz w:val="24"/>
-          <w:szCs w:val="24"/>
+          <w:sz w:val="22"/>
+          <w:szCs w:val="22"/>
         </w:rPr>
         <w:t xml:space="preserve">Staff Software Engineer</w:t>
       </w:r>
@@ -563,7 +563,7 @@
           <w:sz w:val="22"/>
           <w:szCs w:val="22"/>
         </w:rPr>
-        <w:t xml:space="preserve">Built an internal LLM proof of concept on the Anthropic API for marketing-content generation and a web tool that validates its spreadsheet output, for a 2026 automation investigation.</w:t>
+        <w:t xml:space="preserve">Investigated LLM marketing-content automation, developing an Anthropic API CLI prototype that wrote localized copy for Configurator bulk import, and shipping a spreadsheet validator.</w:t>
       </w:r>
     </w:p>
     <w:p>
@@ -785,8 +785,8 @@
           <w:rFonts w:ascii="Calibri" w:cs="Calibri" w:eastAsia="Calibri" w:hAnsi="Calibri"/>
           <w:b/>
           <w:bCs/>
-          <w:sz w:val="24"/>
-          <w:szCs w:val="24"/>
+          <w:sz w:val="22"/>
+          <w:szCs w:val="22"/>
         </w:rPr>
         <w:t xml:space="preserve">Senior Software Engineer</w:t>
       </w:r>
@@ -945,8 +945,8 @@
           <w:rFonts w:ascii="Calibri" w:cs="Calibri" w:eastAsia="Calibri" w:hAnsi="Calibri"/>
           <w:b/>
           <w:bCs/>
-          <w:sz w:val="24"/>
-          <w:szCs w:val="24"/>
+          <w:sz w:val="22"/>
+          <w:szCs w:val="22"/>
         </w:rPr>
         <w:t xml:space="preserve">Software Engineer</w:t>
       </w:r>
@@ -1063,8 +1063,8 @@
           <w:b/>
           <w:bCs/>
           <w:smallCaps/>
-          <w:sz w:val="25"/>
-          <w:szCs w:val="25"/>
+          <w:sz w:val="26"/>
+          <w:szCs w:val="26"/>
         </w:rPr>
         <w:t xml:space="preserve">Open Source</w:t>
       </w:r>
@@ -1168,8 +1168,8 @@
           <w:b/>
           <w:bCs/>
           <w:smallCaps/>
-          <w:sz w:val="25"/>
-          <w:szCs w:val="25"/>
+          <w:sz w:val="26"/>
+          <w:szCs w:val="26"/>
         </w:rPr>
         <w:t xml:space="preserve">Earlier Experience</w:t>
       </w:r>
@@ -1189,16 +1189,16 @@
           <w:rFonts w:ascii="Calibri" w:cs="Calibri" w:eastAsia="Calibri" w:hAnsi="Calibri"/>
           <w:b/>
           <w:bCs/>
-          <w:sz w:val="24"/>
-          <w:szCs w:val="24"/>
+          <w:sz w:val="22"/>
+          <w:szCs w:val="22"/>
         </w:rPr>
         <w:t xml:space="preserve">Experis IT</w:t>
       </w:r>
       <w:r>
         <w:rPr>
           <w:rFonts w:ascii="Calibri" w:cs="Calibri" w:eastAsia="Calibri" w:hAnsi="Calibri"/>
-          <w:sz w:val="24"/>
-          <w:szCs w:val="24"/>
+          <w:sz w:val="22"/>
+          <w:szCs w:val="22"/>
         </w:rPr>
         <w:t xml:space="preserve">, Software Engineer (contract at LG)</w:t>
       </w:r>
@@ -1255,16 +1255,16 @@
           <w:rFonts w:ascii="Calibri" w:cs="Calibri" w:eastAsia="Calibri" w:hAnsi="Calibri"/>
           <w:b/>
           <w:bCs/>
-          <w:sz w:val="24"/>
-          <w:szCs w:val="24"/>
+          <w:sz w:val="22"/>
+          <w:szCs w:val="22"/>
         </w:rPr>
         <w:t xml:space="preserve">Canuck Coding</w:t>
       </w:r>
       <w:r>
         <w:rPr>
           <w:rFonts w:ascii="Calibri" w:cs="Calibri" w:eastAsia="Calibri" w:hAnsi="Calibri"/>
-          <w:sz w:val="24"/>
-          <w:szCs w:val="24"/>
+          <w:sz w:val="22"/>
+          <w:szCs w:val="22"/>
         </w:rPr>
         <w:t xml:space="preserve">, Founder, Winnipeg</w:t>
       </w:r>
@@ -1321,8 +1321,8 @@
           <w:b/>
           <w:bCs/>
           <w:smallCaps/>
-          <w:sz w:val="25"/>
-          <w:szCs w:val="25"/>
+          <w:sz w:val="26"/>
+          <w:szCs w:val="26"/>
         </w:rPr>
         <w:t xml:space="preserve">Education</w:t>
       </w:r>
